--- a/data/human_paras/human_para_122.docx
+++ b/data/human_paras/human_para_122.docx
@@ -4,7 +4,7 @@
   <w:body>
     <w:p>
       <w:r>
-        <w:t>In conclusion, the presence of a school administrator actively acting to control all school circumstances has resulted in an increased organizational culture. To keep madrasas from being considered inferior in the future, even the organization’s head cares for the people surrounding it and the community it serves.</w:t>
+        <w:t>There are a variety of ways in which an organization is governed. Clan culture is the first to come to mind. In a clan culture, employees feel part of a more prominent family. It’s a place where everyone’s a team player, and open lines of communication are the norm. As a result of the horizontal organization, the C-suite and workers can communicate more freely, which increases mentoring possibilities. Their adaptability proves that these organizations are very action-oriented and open to new ideas. According to Isensee et al. (Ref-s598374), high staff involvement in clan cultures leads to satisfied consumers. There is much room for market expansion in a clan culture because of its highly adaptive environment.</w:t>
       </w:r>
     </w:p>
     <w:sectPr>
